--- a/PharmaSync_Innovation_Project_Report_EN.docx
+++ b/PharmaSync_Innovation_Project_Report_EN.docx
@@ -400,7 +400,9 @@
           <w:szCs w:val="22"/>
           <w:rtl w:val="0"/>
         </w:rPr>
-        <w:t xml:space="preserve">1.UKK quota balances for each controlled drug were checked and calculated by hand. The work took time and was open to arithmetic error.</w:t>
+        <w:t xml:space="preserve">1.</w:t>
+        <w:tab/>
+        <w:t xml:space="preserve">UKK quota balances for each controlled drug were checked and calculated by hand. The work took time and was open to arithmetic error.</w:t>
       </w:r>
       <w:r>
         <w:rPr>
@@ -426,7 +428,9 @@
           <w:szCs w:val="22"/>
           <w:rtl w:val="0"/>
         </w:rPr>
-        <w:t xml:space="preserve">2.Controlled antibiotic requests depended on the paper AMS form, while Controlled Drug approval depended on phone calls and screenshots in a WhatsApp group. Both took a long time.</w:t>
+        <w:t xml:space="preserve">2.</w:t>
+        <w:tab/>
+        <w:t xml:space="preserve">Controlled antibiotic requests depended on the paper AMS form, while Controlled Drug approval depended on phone calls and screenshots in a WhatsApp group. Both took a long time.</w:t>
       </w:r>
       <w:r>
         <w:rPr>
@@ -452,7 +456,9 @@
           <w:szCs w:val="22"/>
           <w:rtl w:val="0"/>
         </w:rPr>
-        <w:t xml:space="preserve">3.There was no central system for tracking the status of antibiotic requests and specialist approvals under the Clinical Pathway NAG 2024, so compliance could not be measured.</w:t>
+        <w:t xml:space="preserve">3.</w:t>
+        <w:tab/>
+        <w:t xml:space="preserve">There was no central system for tracking the status of antibiotic requests and specialist approvals under the Clinical Pathway NAG 2024, so compliance could not be measured.</w:t>
       </w:r>
       <w:r>
         <w:rPr>
@@ -478,7 +484,9 @@
           <w:szCs w:val="22"/>
           <w:rtl w:val="0"/>
         </w:rPr>
-        <w:t xml:space="preserve">4.An average of 10 incomplete AMS forms were found each month, and the patient had to be sent back to the doctor's room to have the form completed.</w:t>
+        <w:t xml:space="preserve">4.</w:t>
+        <w:tab/>
+        <w:t xml:space="preserve">An average of 10 incomplete AMS forms were found each month, and the patient had to be sent back to the doctor's room to have the form completed.</w:t>
       </w:r>
       <w:sdt>
         <w:sdtPr>
@@ -531,7 +539,9 @@
           <w:szCs w:val="22"/>
           <w:rtl w:val="0"/>
         </w:rPr>
-        <w:t xml:space="preserve">5.The quota drug patient list and annual quota usage were hard to track accurately, because records were spread across paper forms, Excel files and Google Sheets.</w:t>
+        <w:t xml:space="preserve">5.</w:t>
+        <w:tab/>
+        <w:t xml:space="preserve">The quota drug patient list and annual quota usage were hard to track accurately, because records were spread across paper forms, Excel files and Google Sheets.</w:t>
       </w:r>
       <w:r>
         <w:rPr>
@@ -557,7 +567,9 @@
           <w:szCs w:val="22"/>
           <w:rtl w:val="0"/>
         </w:rPr>
-        <w:t xml:space="preserve">6.There was no complete audit log for drug transactions, which made any later review difficult.</w:t>
+        <w:t xml:space="preserve">6.</w:t>
+        <w:tab/>
+        <w:t xml:space="preserve">There was no complete audit log for drug transactions, which made any later review difficult.</w:t>
       </w:r>
       <w:r>
         <w:rPr>
@@ -2309,7 +2321,9 @@
           <w:szCs w:val="22"/>
           <w:rtl w:val="0"/>
         </w:rPr>
-        <w:t xml:space="preserve">1.UKK quota balances for each controlled drug were checked and calculated by hand. The work took time and was open to arithmetic error.</w:t>
+        <w:t xml:space="preserve">1.</w:t>
+        <w:tab/>
+        <w:t xml:space="preserve">UKK quota balances for each controlled drug were checked and calculated by hand. The work took time and was open to arithmetic error.</w:t>
       </w:r>
       <w:r>
         <w:rPr>
@@ -2335,7 +2349,9 @@
           <w:szCs w:val="22"/>
           <w:rtl w:val="0"/>
         </w:rPr>
-        <w:t xml:space="preserve">2.Controlled antibiotic requests depended on the paper AMS form, while Controlled Drug approval depended on the specialist being present or reachable by phone. The FMS also could not check the current quota balance before agreeing, because that figure existed only in an Excel sheet at the pharmacy counter.</w:t>
+        <w:t xml:space="preserve">2.</w:t>
+        <w:tab/>
+        <w:t xml:space="preserve">Controlled antibiotic requests depended on the paper AMS form, while Controlled Drug approval depended on the specialist being present or reachable by phone. The FMS also could not check the current quota balance before agreeing, because that figure existed only in an Excel sheet at the pharmacy counter.</w:t>
       </w:r>
       <w:sdt>
         <w:sdtPr>
@@ -2415,7 +2431,9 @@
           <w:szCs w:val="22"/>
           <w:rtl w:val="0"/>
         </w:rPr>
-        <w:t xml:space="preserve">3.There was no central system for tracking the status of antibiotic requests and specialist approvals under the Clinical Pathway NAG 2024.</w:t>
+        <w:t xml:space="preserve">3.</w:t>
+        <w:tab/>
+        <w:t xml:space="preserve">There was no central system for tracking the status of antibiotic requests and specialist approvals under the Clinical Pathway NAG 2024.</w:t>
       </w:r>
       <w:r>
         <w:rPr>
@@ -2441,7 +2459,9 @@
           <w:szCs w:val="22"/>
           <w:rtl w:val="0"/>
         </w:rPr>
-        <w:t xml:space="preserve">4.FMS approval for Controlled Drugs came by phone, was screenshotted, and was sent to a WhatsApp group as evidence for the pharmacy unit. The FMS did countersign the paper prescription, but the method left no trackable status record in any clinic system, and clinical details about patients circulated in a medium with no access control.</w:t>
+        <w:t xml:space="preserve">4.</w:t>
+        <w:tab/>
+        <w:t xml:space="preserve">FMS approval for Controlled Drugs came by phone, was screenshotted, and was sent to a WhatsApp group as evidence for the pharmacy unit. The FMS did countersign the paper prescription, but the method left no trackable status record in any clinic system, and clinical details about patients circulated in a medium with no access control.</w:t>
       </w:r>
       <w:r>
         <w:rPr>
@@ -2467,7 +2487,9 @@
           <w:szCs w:val="22"/>
           <w:rtl w:val="0"/>
         </w:rPr>
-        <w:t xml:space="preserve">5.The quota drug patient list and annual quota usage were hard to track accurately, because records were spread across Excel sheets, Google Sheets and paper forms.</w:t>
+        <w:t xml:space="preserve">5.</w:t>
+        <w:tab/>
+        <w:t xml:space="preserve">The quota drug patient list and annual quota usage were hard to track accurately, because records were spread across Excel sheets, Google Sheets and paper forms.</w:t>
       </w:r>
       <w:sdt>
         <w:sdtPr>
@@ -2520,7 +2542,9 @@
           <w:szCs w:val="22"/>
           <w:rtl w:val="0"/>
         </w:rPr>
-        <w:t xml:space="preserve">6.There was no complete audit log for drug transactions, which made any later review difficult.</w:t>
+        <w:t xml:space="preserve">6.</w:t>
+        <w:tab/>
+        <w:t xml:space="preserve">There was no complete audit log for drug transactions, which made any later review difficult.</w:t>
       </w:r>
       <w:r>
         <w:rPr>
@@ -2808,7 +2832,9 @@
           <w:szCs w:val="22"/>
           <w:rtl w:val="0"/>
         </w:rPr>
-        <w:t xml:space="preserve">1.Medication requests and antibiotic approvals are now submitted and approved online, replacing the paper AMS form and the WhatsApp screenshots. Clinical discussion between the medical officer and the FMS still happens by phone or in person as before; what changed is that the specialist's decision is now recorded directly in the system. Medical officers, the specialist and the pharmacy unit can all see the status of each request as it changes.</w:t>
+        <w:t xml:space="preserve">1.</w:t>
+        <w:tab/>
+        <w:t xml:space="preserve">Medication requests and antibiotic approvals are now submitted and approved online, replacing the paper AMS form and the WhatsApp screenshots. Clinical discussion between the medical officer and the FMS still happens by phone or in person as before; what changed is that the specialist's decision is now recorded directly in the system. Medical officers, the specialist and the pharmacy unit can all see the status of each request as it changes.</w:t>
       </w:r>
       <w:sdt>
         <w:sdtPr>
@@ -2861,7 +2887,9 @@
           <w:szCs w:val="22"/>
           <w:rtl w:val="0"/>
         </w:rPr>
-        <w:t xml:space="preserve">2.Every UKK request is submitted and approved in the system, with the specialist's decision recorded alongside their identity and a timestamp. Screenshots and the WhatsApp group are no longer needed, and the pharmacy unit no longer has to call the medical officer to confirm whether a discussion with the FMS took place. The FMS still countersigns the paper prescription as before.</w:t>
+        <w:t xml:space="preserve">2.</w:t>
+        <w:tab/>
+        <w:t xml:space="preserve">Every UKK request is submitted and approved in the system, with the specialist's decision recorded alongside their identity and a timestamp. Screenshots and the WhatsApp group are no longer needed, and the pharmacy unit no longer has to call the medical officer to confirm whether a discussion with the FMS took place. The FMS still countersigns the paper prescription as before.</w:t>
       </w:r>
       <w:r>
         <w:rPr>
@@ -2887,7 +2915,9 @@
           <w:szCs w:val="22"/>
           <w:rtl w:val="0"/>
         </w:rPr>
-        <w:t xml:space="preserve">3.The annual quota for each UKK is tracked automatically and centrally at district level. The current balance is shown to the medical officer before a request is submitted and to the FMS before approval is given, which prevents usage above the allocation.</w:t>
+        <w:t xml:space="preserve">3.</w:t>
+        <w:tab/>
+        <w:t xml:space="preserve">The annual quota for each UKK is tracked automatically and centrally at district level. The current balance is shown to the medical officer before a request is submitted and to the FMS before approval is given, which prevents usage above the allocation.</w:t>
       </w:r>
       <w:r>
         <w:rPr>
@@ -2913,7 +2943,9 @@
           <w:szCs w:val="22"/>
           <w:rtl w:val="0"/>
         </w:rPr>
-        <w:t xml:space="preserve">4.The system validates mandatory fields before a form can be submitted, so an incomplete form can no longer be produced and the patient no longer has to be sent back to the doctor's room.</w:t>
+        <w:t xml:space="preserve">4.</w:t>
+        <w:tab/>
+        <w:t xml:space="preserve">The system validates mandatory fields before a form can be submitted, so an incomplete form can no longer be produced and the patient no longer has to be sent back to the doctor's room.</w:t>
       </w:r>
       <w:r>
         <w:rPr>
@@ -2939,7 +2971,9 @@
           <w:szCs w:val="22"/>
           <w:rtl w:val="0"/>
         </w:rPr>
-        <w:t xml:space="preserve">5.The built-in paediatric dose calculator and G6PD contraindication checker reduce the risk of medication error at the prescribing stage, before the drug reaches the patient.</w:t>
+        <w:t xml:space="preserve">5.</w:t>
+        <w:tab/>
+        <w:t xml:space="preserve">The built-in paediatric dose calculator and G6PD contraindication checker reduce the risk of medication error at the prescribing stage, before the drug reaches the patient.</w:t>
       </w:r>
       <w:r>
         <w:rPr>
@@ -2965,7 +2999,9 @@
           <w:szCs w:val="22"/>
           <w:rtl w:val="0"/>
         </w:rPr>
-        <w:t xml:space="preserve">6.Every request, approval and dispensing event is written to a full audit log, and the quota drug patient list updates automatically, which improves accountability and transparency.</w:t>
+        <w:t xml:space="preserve">6.</w:t>
+        <w:tab/>
+        <w:t xml:space="preserve">Every request, approval and dispensing event is written to a full audit log, and the quota drug patient list updates automatically, which improves accountability and transparency.</w:t>
       </w:r>
       <w:sdt>
         <w:sdtPr>
@@ -5877,7 +5913,9 @@
           <w:szCs w:val="22"/>
           <w:rtl w:val="0"/>
         </w:rPr>
-        <w:t xml:space="preserve">1.Pharmaceutical Services Division, Ministry of Health Malaysia. National Antimicrobial Guideline (NAG). Putrajaya: Ministry of Health Malaysia.</w:t>
+        <w:t xml:space="preserve">1.</w:t>
+        <w:tab/>
+        <w:t xml:space="preserve">Pharmaceutical Services Division, Ministry of Health Malaysia. National Antimicrobial Guideline (NAG). Putrajaya: Ministry of Health Malaysia.</w:t>
       </w:r>
       <w:r>
         <w:rPr>
@@ -5903,7 +5941,9 @@
           <w:szCs w:val="22"/>
           <w:rtl w:val="0"/>
         </w:rPr>
-        <w:t xml:space="preserve">2.Laws of Malaysia. Act 709 — Personal Data Protection Act 2010. Putrajaya: Percetakan Nasional Malaysia Berhad; 2010.</w:t>
+        <w:t xml:space="preserve">2.</w:t>
+        <w:tab/>
+        <w:t xml:space="preserve">Laws of Malaysia. Act 709 — Personal Data Protection Act 2010. Putrajaya: Percetakan Nasional Malaysia Berhad; 2010.</w:t>
       </w:r>
       <w:r>
         <w:rPr>
